--- a/templates_docx/re46_template.docx
+++ b/templates_docx/re46_template.docx
@@ -179,15 +179,6 @@
             </w:r>
             <w:bookmarkStart w:id="1" w:name="PARCEL"/>
             <w:bookmarkEnd w:id="1"/>
-            <w:r>
-              <w:t>-</w:t>
-            </w:r>
-            <w:r>
-              <w:rPr>
-                <w:noProof/>
-              </w:rPr>
-              <w:t xml:space="preserve">{{ suffix }}</w:t>
-            </w:r>
             <w:bookmarkStart w:id="2" w:name="SUFFIX"/>
             <w:bookmarkEnd w:id="2"/>
           </w:p>
@@ -3685,20 +3676,6 @@
           <w:sz w:val="18"/>
           <w:szCs w:val="18"/>
         </w:rPr>
-        <w:t>-</w:t>
-      </w:r>
-      <w:r>
-        <w:rPr>
-          <w:sz w:val="18"/>
-          <w:szCs w:val="18"/>
-        </w:rPr>
-        <w:t xml:space="preserve">{{ suffix }}</w:t>
-      </w:r>
-      <w:r>
-        <w:rPr>
-          <w:sz w:val="18"/>
-          <w:szCs w:val="18"/>
-        </w:rPr>
         <w:t xml:space="preserve"> </w:t>
       </w:r>
       <w:r>
@@ -4140,20 +4117,6 @@
                 <w:szCs w:val="18"/>
               </w:rPr>
               <w:t xml:space="preserve"> </w:t>
-            </w:r>
-            <w:r>
-              <w:rPr>
-                <w:sz w:val="18"/>
-                <w:szCs w:val="18"/>
-              </w:rPr>
-              <w:t>-</w:t>
-            </w:r>
-            <w:r>
-              <w:rPr>
-                <w:sz w:val="18"/>
-                <w:szCs w:val="18"/>
-              </w:rPr>
-              <w:t xml:space="preserve">{{ suffix }}</w:t>
             </w:r>
             <w:r>
               <w:rPr>

--- a/templates_docx/re46_template.docx
+++ b/templates_docx/re46_template.docx
@@ -2063,15 +2063,11 @@
                 <w:szCs w:val="18"/>
               </w:rPr>
             </w:pPr>
-            <w:r>
-              <w:rPr>
-                <w:sz w:val="18"/>
-                <w:szCs w:val="18"/>
-              </w:rPr>
-              <w:t xml:space="preserve">{{ easements_name }}</w:t>
-            </w:r>
             <w:bookmarkStart w:id="22" w:name="EasementsNameAddress"/>
             <w:bookmarkEnd w:id="22"/>
+            <w:r>
+              <w:t xml:space="preserve">{%tr for e in easements %}</w:t>
+            </w:r>
           </w:p>
         </w:tc>
         <w:tc>
@@ -2086,15 +2082,121 @@
                 <w:szCs w:val="18"/>
               </w:rPr>
             </w:pPr>
-            <w:r>
-              <w:rPr>
-                <w:sz w:val="18"/>
-                <w:szCs w:val="18"/>
-              </w:rPr>
-              <w:t xml:space="preserve">{{ easements_type }}</w:t>
-            </w:r>
             <w:bookmarkStart w:id="23" w:name="EasementsType"/>
             <w:bookmarkEnd w:id="23"/>
+            <w:r>
+              <w:t xml:space="preserve"/>
+            </w:r>
+          </w:p>
+          <w:p>
+            <w:pPr>
+              <w:rPr>
+                <w:sz w:val="18"/>
+                <w:szCs w:val="18"/>
+              </w:rPr>
+            </w:pPr>
+          </w:p>
+        </w:tc>
+      </w:tr>
+      <w:tr>
+        <w:trPr>
+          <w:jc w:val="center"/>
+        </w:trPr>
+        <w:tc>
+          <w:tcPr>
+            <w:tcW w:w="7921" w:type="dxa"/>
+            <w:gridSpan w:val="6"/>
+          </w:tcPr>
+          <w:p>
+            <w:pPr>
+              <w:rPr>
+                <w:sz w:val="18"/>
+                <w:szCs w:val="18"/>
+              </w:rPr>
+            </w:pPr>
+            <w:r>
+              <w:rPr>
+                <w:sz w:val="18"/>
+                <w:szCs w:val="18"/>
+              </w:rPr>
+              <w:t xml:space="preserve">{{ e.name }}</w:t>
+            </w:r>
+            <w:bookmarkStart w:id="22" w:name="EasementsNameAddress"/>
+            <w:bookmarkEnd w:id="22"/>
+          </w:p>
+        </w:tc>
+        <w:tc>
+          <w:tcPr>
+            <w:tcW w:w="2695" w:type="dxa"/>
+            <w:gridSpan w:val="4"/>
+          </w:tcPr>
+          <w:p>
+            <w:pPr>
+              <w:rPr>
+                <w:sz w:val="18"/>
+                <w:szCs w:val="18"/>
+              </w:rPr>
+            </w:pPr>
+            <w:r>
+              <w:rPr>
+                <w:sz w:val="18"/>
+                <w:szCs w:val="18"/>
+              </w:rPr>
+              <w:t xml:space="preserve">{{ e.type }}</w:t>
+            </w:r>
+            <w:bookmarkStart w:id="23" w:name="EasementsType"/>
+            <w:bookmarkEnd w:id="23"/>
+          </w:p>
+          <w:p>
+            <w:pPr>
+              <w:rPr>
+                <w:sz w:val="18"/>
+                <w:szCs w:val="18"/>
+              </w:rPr>
+            </w:pPr>
+          </w:p>
+        </w:tc>
+      </w:tr>
+      <w:tr>
+        <w:trPr>
+          <w:jc w:val="center"/>
+        </w:trPr>
+        <w:tc>
+          <w:tcPr>
+            <w:tcW w:w="7921" w:type="dxa"/>
+            <w:gridSpan w:val="6"/>
+          </w:tcPr>
+          <w:p>
+            <w:pPr>
+              <w:rPr>
+                <w:sz w:val="18"/>
+                <w:szCs w:val="18"/>
+              </w:rPr>
+            </w:pPr>
+            <w:bookmarkStart w:id="22" w:name="EasementsNameAddress"/>
+            <w:bookmarkEnd w:id="22"/>
+            <w:r>
+              <w:t xml:space="preserve">{%tr endfor %}</w:t>
+            </w:r>
+          </w:p>
+        </w:tc>
+        <w:tc>
+          <w:tcPr>
+            <w:tcW w:w="2695" w:type="dxa"/>
+            <w:gridSpan w:val="4"/>
+          </w:tcPr>
+          <w:p>
+            <w:pPr>
+              <w:rPr>
+                <w:sz w:val="18"/>
+                <w:szCs w:val="18"/>
+              </w:rPr>
+            </w:pPr>
+            <w:bookmarkStart w:id="23" w:name="EasementsType"/>
+            <w:bookmarkEnd w:id="23"/>
+            <w:r>
+              <w:t xml:space="preserve"/>
+            </w:r>
           </w:p>
           <w:p>
             <w:pPr>

--- a/templates_docx/re46_template.docx
+++ b/templates_docx/re46_template.docx
@@ -2069,6 +2069,22 @@
               <w:t xml:space="preserve">{%tr for e in easements %}</w:t>
             </w:r>
           </w:p>
+          <w:p>
+            <w:pPr>
+              <w:rPr>
+                <w:sz w:val="18"/>
+                <w:szCs w:val="18"/>
+              </w:rPr>
+            </w:pPr>
+          </w:p>
+          <w:p>
+            <w:pPr>
+              <w:rPr>
+                <w:sz w:val="18"/>
+                <w:szCs w:val="18"/>
+              </w:rPr>
+            </w:pPr>
+          </w:p>
         </w:tc>
         <w:tc>
           <w:tcPr>
@@ -2124,6 +2140,22 @@
             <w:bookmarkStart w:id="22" w:name="EasementsNameAddress"/>
             <w:bookmarkEnd w:id="22"/>
           </w:p>
+          <w:p>
+            <w:pPr>
+              <w:rPr>
+                <w:sz w:val="18"/>
+                <w:szCs w:val="18"/>
+              </w:rPr>
+            </w:pPr>
+          </w:p>
+          <w:p>
+            <w:pPr>
+              <w:rPr>
+                <w:sz w:val="18"/>
+                <w:szCs w:val="18"/>
+              </w:rPr>
+            </w:pPr>
+          </w:p>
         </w:tc>
         <w:tc>
           <w:tcPr>
@@ -2178,6 +2210,22 @@
             <w:r>
               <w:t xml:space="preserve">{%tr endfor %}</w:t>
             </w:r>
+          </w:p>
+          <w:p>
+            <w:pPr>
+              <w:rPr>
+                <w:sz w:val="18"/>
+                <w:szCs w:val="18"/>
+              </w:rPr>
+            </w:pPr>
+          </w:p>
+          <w:p>
+            <w:pPr>
+              <w:rPr>
+                <w:sz w:val="18"/>
+                <w:szCs w:val="18"/>
+              </w:rPr>
+            </w:pPr>
           </w:p>
         </w:tc>
         <w:tc>

--- a/templates_docx/re46_template.docx
+++ b/templates_docx/re46_template.docx
@@ -106,6 +106,8 @@
             <w:r>
               <w:rPr>
                 <w:noProof/>
+                <w:sz w:val="16"/>
+                <w:szCs w:val="16"/>
               </w:rPr>
               <w:t xml:space="preserve">{{ crs }}</w:t>
             </w:r>

--- a/templates_docx/re46_template.docx
+++ b/templates_docx/re46_template.docx
@@ -22,9 +22,9 @@
       </w:tblPr>
       <w:tblGrid>
         <w:gridCol w:w="2898"/>
-        <w:gridCol w:w="5148"/>
+        <w:gridCol w:w="5004"/>
         <w:gridCol w:w="1080"/>
-        <w:gridCol w:w="1481"/>
+        <w:gridCol w:w="1625"/>
       </w:tblGrid>
       <w:tr>
         <w:trPr>
@@ -66,7 +66,7 @@
         </w:tc>
         <w:tc>
           <w:tcPr>
-            <w:tcW w:w="5148" w:type="dxa"/>
+            <w:tcW w:w="5004" w:type="dxa"/>
             <w:vMerge w:val="restart"/>
             <w:vAlign w:val="center"/>
           </w:tcPr>
@@ -97,7 +97,7 @@
         </w:tc>
         <w:tc>
           <w:tcPr>
-            <w:tcW w:w="1481" w:type="dxa"/>
+            <w:tcW w:w="1625" w:type="dxa"/>
             <w:tcBorders>
               <w:bottom w:val="single" w:sz="4" w:space="0" w:color="auto"/>
             </w:tcBorders>
@@ -106,8 +106,6 @@
             <w:r>
               <w:rPr>
                 <w:noProof/>
-                <w:sz w:val="16"/>
-                <w:szCs w:val="16"/>
               </w:rPr>
               <w:t xml:space="preserve">{{ crs }}</w:t>
             </w:r>
@@ -149,7 +147,7 @@
         </w:tc>
         <w:tc>
           <w:tcPr>
-            <w:tcW w:w="5148" w:type="dxa"/>
+            <w:tcW w:w="5004" w:type="dxa"/>
             <w:vMerge/>
           </w:tcPr>
           <w:p/>
@@ -166,7 +164,7 @@
         </w:tc>
         <w:tc>
           <w:tcPr>
-            <w:tcW w:w="1481" w:type="dxa"/>
+            <w:tcW w:w="1625" w:type="dxa"/>
             <w:tcBorders>
               <w:top w:val="single" w:sz="4" w:space="0" w:color="auto"/>
               <w:bottom w:val="single" w:sz="4" w:space="0" w:color="auto"/>
@@ -198,7 +196,7 @@
         </w:tc>
         <w:tc>
           <w:tcPr>
-            <w:tcW w:w="5148" w:type="dxa"/>
+            <w:tcW w:w="5004" w:type="dxa"/>
             <w:vMerge/>
           </w:tcPr>
           <w:p/>
@@ -215,7 +213,7 @@
         </w:tc>
         <w:tc>
           <w:tcPr>
-            <w:tcW w:w="1481" w:type="dxa"/>
+            <w:tcW w:w="1625" w:type="dxa"/>
             <w:tcBorders>
               <w:top w:val="single" w:sz="4" w:space="0" w:color="auto"/>
               <w:bottom w:val="single" w:sz="4" w:space="0" w:color="auto"/>
@@ -245,7 +243,7 @@
         </w:tc>
         <w:tc>
           <w:tcPr>
-            <w:tcW w:w="5148" w:type="dxa"/>
+            <w:tcW w:w="5004" w:type="dxa"/>
             <w:vMerge/>
           </w:tcPr>
           <w:p/>
@@ -258,7 +256,7 @@
         </w:tc>
         <w:tc>
           <w:tcPr>
-            <w:tcW w:w="1481" w:type="dxa"/>
+            <w:tcW w:w="1625" w:type="dxa"/>
             <w:tcBorders>
               <w:top w:val="single" w:sz="4" w:space="0" w:color="auto"/>
             </w:tcBorders>

--- a/templates_docx/re46_template.docx
+++ b/templates_docx/re46_template.docx
@@ -22,9 +22,9 @@
       </w:tblPr>
       <w:tblGrid>
         <w:gridCol w:w="2898"/>
-        <w:gridCol w:w="5004"/>
+        <w:gridCol w:w="4860"/>
         <w:gridCol w:w="1080"/>
-        <w:gridCol w:w="1625"/>
+        <w:gridCol w:w="1769"/>
       </w:tblGrid>
       <w:tr>
         <w:trPr>
@@ -66,7 +66,7 @@
         </w:tc>
         <w:tc>
           <w:tcPr>
-            <w:tcW w:w="5004" w:type="dxa"/>
+            <w:tcW w:w="4860" w:type="dxa"/>
             <w:vMerge w:val="restart"/>
             <w:vAlign w:val="center"/>
           </w:tcPr>
@@ -97,7 +97,7 @@
         </w:tc>
         <w:tc>
           <w:tcPr>
-            <w:tcW w:w="1625" w:type="dxa"/>
+            <w:tcW w:w="1769" w:type="dxa"/>
             <w:tcBorders>
               <w:bottom w:val="single" w:sz="4" w:space="0" w:color="auto"/>
             </w:tcBorders>
@@ -149,7 +149,7 @@
         </w:tc>
         <w:tc>
           <w:tcPr>
-            <w:tcW w:w="5004" w:type="dxa"/>
+            <w:tcW w:w="4860" w:type="dxa"/>
             <w:vMerge/>
           </w:tcPr>
           <w:p/>
@@ -166,7 +166,7 @@
         </w:tc>
         <w:tc>
           <w:tcPr>
-            <w:tcW w:w="1625" w:type="dxa"/>
+            <w:tcW w:w="1769" w:type="dxa"/>
             <w:tcBorders>
               <w:top w:val="single" w:sz="4" w:space="0" w:color="auto"/>
               <w:bottom w:val="single" w:sz="4" w:space="0" w:color="auto"/>
@@ -198,7 +198,7 @@
         </w:tc>
         <w:tc>
           <w:tcPr>
-            <w:tcW w:w="5004" w:type="dxa"/>
+            <w:tcW w:w="4860" w:type="dxa"/>
             <w:vMerge/>
           </w:tcPr>
           <w:p/>
@@ -215,7 +215,7 @@
         </w:tc>
         <w:tc>
           <w:tcPr>
-            <w:tcW w:w="1625" w:type="dxa"/>
+            <w:tcW w:w="1769" w:type="dxa"/>
             <w:tcBorders>
               <w:top w:val="single" w:sz="4" w:space="0" w:color="auto"/>
               <w:bottom w:val="single" w:sz="4" w:space="0" w:color="auto"/>
@@ -245,7 +245,7 @@
         </w:tc>
         <w:tc>
           <w:tcPr>
-            <w:tcW w:w="5004" w:type="dxa"/>
+            <w:tcW w:w="4860" w:type="dxa"/>
             <w:vMerge/>
           </w:tcPr>
           <w:p/>
@@ -258,7 +258,7 @@
         </w:tc>
         <w:tc>
           <w:tcPr>
-            <w:tcW w:w="1625" w:type="dxa"/>
+            <w:tcW w:w="1769" w:type="dxa"/>
             <w:tcBorders>
               <w:top w:val="single" w:sz="4" w:space="0" w:color="auto"/>
             </w:tcBorders>
